--- a/courts/ninth-circuit/guam/state/supreme-court/petition-for-rehearing/usage/OUTPUT-petition-for-rehearing.docx
+++ b/courts/ninth-circuit/guam/state/supreme-court/petition-for-rehearing/usage/OUTPUT-petition-for-rehearing.docx
@@ -6794,6 +6794,7 @@
     <w:unhideWhenUsed/>
     <w:qFormat/>
     <w:pPr>
+      <w:keepLines/>
       <w:spacing w:before="0" w:after="140" w:line="322" w:lineRule="exact"/>
     </w:pPr>
     <w:rPr>

--- a/courts/ninth-circuit/guam/state/supreme-court/petition-for-rehearing/usage/OUTPUT-petition-for-rehearing.docx
+++ b/courts/ninth-circuit/guam/state/supreme-court/petition-for-rehearing/usage/OUTPUT-petition-for-rehearing.docx
@@ -6002,7 +6002,7 @@
         <w:t xml:space="preserve"> </w:t>
       </w:r>
       <w:r>
-        <w:t xml:space="preserve">“Under various legal provisions, including constitutional, statutory and common law, the responsibilities of government lawyers may include authority concerning legal matters that ordinarily reposes in the client in private client-lawyer relationships. For example, a lawyer for a government agency may have authority on behalf of the government to decide upon settlement or whether to appeal from an adverse judgment.”</w:t>
+        <w:t xml:space="preserve">“Under various legal provisions, including constitutional, statutory and common law, the responsibilities of government lawyers may include authority concerning legal matters that ordinarily reposes in the client in private client-⁠lawyer relationships. For example, a lawyer for a government agency may have authority on behalf of the government to decide upon settlement or whether to appeal from an adverse judgment.”</w:t>
       </w:r>
     </w:p>
   </w:footnote>
@@ -6021,13 +6021,7 @@
         <w:t xml:space="preserve"> </w:t>
       </w:r>
       <w:r>
-        <w:t xml:space="preserve">Of note, this duty exists in Federal law. See 28 U.S.C. § 535(b) (“Any information, allegation, matter, or complaint witnessed, discovered, or received in a department or agency of the executive branch of the Government relating to violations of Federal criminal law involving Government officers and employees shall be expeditiously reported to the Attorney General by the head of the department or agency, or the witness, discoverer, or recipient, as appropriate…”); See also 48 U.S.C. § 1424</w:t>
-      </w:r>
-      <w:r>
-        <w:noBreakHyphen/>
-      </w:r>
-      <w:r>
-        <w:t xml:space="preserve">4 (referencing Part II of Title 28, United States Code).</w:t>
+        <w:t xml:space="preserve">Of note, this duty exists in Federal law. See 28 U.S.C. § 535(b) (“Any information, allegation, matter, or complaint witnessed, discovered, or received in a department or agency of the executive branch of the Government relating to violations of Federal criminal law involving Government officers and employees shall be expeditiously reported to the Attorney General by the head of the department or agency, or the witness, discoverer, or recipient, as appropriate…”); See also 48 U.S.C. § 1424-⁠4 (referencing Part II of Title 28, United States Code).</w:t>
       </w:r>
     </w:p>
   </w:footnote>
@@ -6046,13 +6040,7 @@
         <w:t xml:space="preserve"> </w:t>
       </w:r>
       <w:r>
-        <w:t xml:space="preserve">Of note, Federal law provides for the appointment of special Attorneys General and independent attorneys by the Attorney General. See 28 U.S.C. § 515 (Attorney General may appoint special attorneys); 28 U.S.C. § 592 (Attorney General may seek appointment of an independent counsel on application to the court); See also 48 U.S.C § 1424</w:t>
-      </w:r>
-      <w:r>
-        <w:noBreakHyphen/>
-      </w:r>
-      <w:r>
-        <w:t xml:space="preserve">4 (referencing Part II of Title 28, United States Code).</w:t>
+        <w:t xml:space="preserve">Of note, Federal law provides for the appointment of special Attorneys General and independent attorneys by the Attorney General. See 28 U.S.C. § 515 (Attorney General may appoint special attorneys); 28 U.S.C. § 592 (Attorney General may seek appointment of an independent counsel on application to the court); See also 48 U.S.C § 1424-⁠4 (referencing Part II of Title 28, United States Code).</w:t>
       </w:r>
     </w:p>
   </w:footnote>
@@ -7045,6 +7033,33 @@
     <w:pPr>
       <w:spacing w:before="0" w:after="0" w:line="322" w:lineRule="exact"/>
       <w:ind w:left="2160" w:hanging="720"/>
+    </w:pPr>
+  </w:style>
+  <w:style w:type="paragraph" w:customStyle="1" w:styleId="XdQuoteList1">
+    <w:name w:val="Xd Quote List 1"/>
+    <w:basedOn w:val="Normal"/>
+    <w:qFormat/>
+    <w:pPr>
+      <w:spacing w:before="0" w:after="0" w:line="322" w:lineRule="exact"/>
+      <w:ind w:left="1440" w:right="720" w:hanging="720"/>
+    </w:pPr>
+  </w:style>
+  <w:style w:type="paragraph" w:customStyle="1" w:styleId="XdQuoteList2">
+    <w:name w:val="Xd Quote List 2"/>
+    <w:basedOn w:val="Normal"/>
+    <w:qFormat/>
+    <w:pPr>
+      <w:spacing w:before="0" w:after="0" w:line="322" w:lineRule="exact"/>
+      <w:ind w:left="2160" w:right="720" w:hanging="720"/>
+    </w:pPr>
+  </w:style>
+  <w:style w:type="paragraph" w:customStyle="1" w:styleId="XdQuoteList3">
+    <w:name w:val="Xd Quote List 3"/>
+    <w:basedOn w:val="Normal"/>
+    <w:qFormat/>
+    <w:pPr>
+      <w:spacing w:before="0" w:after="0" w:line="322" w:lineRule="exact"/>
+      <w:ind w:left="2880" w:right="720" w:hanging="720"/>
     </w:pPr>
   </w:style>
   <w:style w:type="paragraph" w:customStyle="1" w:styleId="SourceCode">

--- a/courts/ninth-circuit/guam/state/supreme-court/petition-for-rehearing/usage/OUTPUT-petition-for-rehearing.docx
+++ b/courts/ninth-circuit/guam/state/supreme-court/petition-for-rehearing/usage/OUTPUT-petition-for-rehearing.docx
@@ -362,7 +362,7 @@
         <w:t xml:space="preserve">GUAM</w:t>
       </w:r>
       <w:r>
-        <w:t xml:space="preserve"> </w:t>
+        <w:t xml:space="preserve"> ⁠</w:t>
       </w:r>
       <w:r>
         <w:t xml:space="preserve">/</w:t>
@@ -6002,7 +6002,7 @@
         <w:t xml:space="preserve"> </w:t>
       </w:r>
       <w:r>
-        <w:t xml:space="preserve">“Under various legal provisions, including constitutional, statutory and common law, the responsibilities of government lawyers may include authority concerning legal matters that ordinarily reposes in the client in private client-⁠lawyer relationships. For example, a lawyer for a government agency may have authority on behalf of the government to decide upon settlement or whether to appeal from an adverse judgment.”</w:t>
+        <w:t xml:space="preserve">“Under various legal provisions, including constitutional, statutory and common law, the responsibilities of government lawyers may include authority concerning legal matters that ordinarily reposes in the client in private client-lawyer relationships. For example, a lawyer for a government agency may have authority on behalf of the government to decide upon settlement or whether to appeal from an adverse judgment.”</w:t>
       </w:r>
     </w:p>
   </w:footnote>
